--- a/EKG_Kalite_Yönetim_Sistemi/12_Üretim ve Malzeme Akış Yönetimi/03_MMFM3 - Hat Besleme ve İç Akış/EKG-LOJ-FRM-05_hat_basi_malzeme_dogrulama_formu.docx
+++ b/EKG_Kalite_Yönetim_Sistemi/12_Üretim ve Malzeme Akış Yönetimi/03_MMFM3 - Hat Besleme ve İç Akış/EKG-LOJ-FRM-05_hat_basi_malzeme_dogrulama_formu.docx
@@ -903,6 +903,18 @@
     </w:r>
     <w:fldSimple w:instr="NUMPAGES"/>
   </w:p>
+  <w:p>
+    <w:pPr>
+      <w:spacing w:before="0" w:after="0"/>
+    </w:pPr>
+    <w:r>
+      <w:rPr>
+        <w:rFonts w:ascii="Arial" w:hAnsi="Arial"/>
+        <w:sz w:val="20"/>
+      </w:rPr>
+      <w:t>Revizyon nedeni: Hat başı formu parça/lot, raf ömrü, miktar ve iş emri eşleşmesini gösteren kısa kontrol formu olarak yeniden yazıldı.</w:t>
+    </w:r>
+  </w:p>
 </w:ftr>
 </file>
 
@@ -987,7 +999,7 @@
               <w:sz w:val="17"/>
             </w:rPr>
             <w:br/>
-            <w:t>İlk yayın: 04.05.2026</w:t>
+            <w:t>İlk yayın: 12.06.2026</w:t>
           </w:r>
           <w:r>
             <w:rPr>
@@ -996,7 +1008,7 @@
               <w:sz w:val="17"/>
             </w:rPr>
             <w:br/>
-            <w:t>Revizyon tarihi: 19.10.2026</w:t>
+            <w:t>Revizyon tarihi: 24.09.2026</w:t>
           </w:r>
         </w:p>
       </w:tc>
